--- a/boveda-entrevista-profesional/busqueda-empleo/candidaturas/CAND-2026-012-grupo-miguel-leon-auxiliar-administrativo-secretaria/cv.docx
+++ b/boveda-entrevista-profesional/busqueda-empleo/candidaturas/CAND-2026-012-grupo-miguel-leon-auxiliar-administrativo-secretaria/cv.docx
@@ -2,6 +2,45 @@
 <file path=word/document.xml><?xml version="1.0" encoding="utf-8"?>
 <w:document xmlns:wpc="http://schemas.microsoft.com/office/word/2010/wordprocessingCanvas" xmlns:mo="http://schemas.microsoft.com/office/mac/office/2008/main" xmlns:mc="http://schemas.openxmlformats.org/markup-compatibility/2006" xmlns:mv="urn:schemas-microsoft-com:mac:vml" xmlns:o="urn:schemas-microsoft-com:office:office" xmlns:r="http://schemas.openxmlformats.org/officeDocument/2006/relationships" xmlns:m="http://schemas.openxmlformats.org/officeDocument/2006/math" xmlns:v="urn:schemas-microsoft-com:vml" xmlns:wp14="http://schemas.microsoft.com/office/word/2010/wordprocessingDrawing" xmlns:wp="http://schemas.openxmlformats.org/drawingml/2006/wordprocessingDrawing" xmlns:w10="urn:schemas-microsoft-com:office:word" xmlns:w="http://schemas.openxmlformats.org/wordprocessingml/2006/main" xmlns:w14="http://schemas.microsoft.com/office/word/2010/wordml" xmlns:wpg="http://schemas.microsoft.com/office/word/2010/wordprocessingGroup" xmlns:wpi="http://schemas.microsoft.com/office/word/2010/wordprocessingInk" xmlns:wne="http://schemas.microsoft.com/office/word/2006/wordml" xmlns:wps="http://schemas.microsoft.com/office/word/2010/wordprocessingShape" mc:Ignorable="w14 wp14">
   <w:body>
+    <w:p>
+      <w:pPr>
+        <w:jc w:val="right"/>
+      </w:pPr>
+      <w:r>
+        <w:drawing>
+          <wp:inline xmlns:a="http://schemas.openxmlformats.org/drawingml/2006/main" xmlns:pic="http://schemas.openxmlformats.org/drawingml/2006/picture">
+            <wp:extent cx="868680" cy="868680"/>
+            <wp:docPr id="1" name="Picture 1"/>
+            <wp:cNvGraphicFramePr>
+              <a:graphicFrameLocks noChangeAspect="1"/>
+            </wp:cNvGraphicFramePr>
+            <a:graphic>
+              <a:graphicData uri="http://schemas.openxmlformats.org/drawingml/2006/picture">
+                <pic:pic>
+                  <pic:nvPicPr>
+                    <pic:cNvPr id="0" name="foto-perfil.png"/>
+                    <pic:cNvPicPr/>
+                  </pic:nvPicPr>
+                  <pic:blipFill>
+                    <a:blip r:embed="rId10"/>
+                    <a:stretch>
+                      <a:fillRect/>
+                    </a:stretch>
+                  </pic:blipFill>
+                  <pic:spPr>
+                    <a:xfrm>
+                      <a:off x="0" y="0"/>
+                      <a:ext cx="868680" cy="868680"/>
+                    </a:xfrm>
+                    <a:prstGeom prst="rect"/>
+                  </pic:spPr>
+                </pic:pic>
+              </a:graphicData>
+            </a:graphic>
+          </wp:inline>
+        </w:drawing>
+      </w:r>
+    </w:p>
     <w:p>
       <w:pPr>
         <w:spacing w:after="0"/>

--- a/boveda-entrevista-profesional/busqueda-empleo/candidaturas/CAND-2026-012-grupo-miguel-leon-auxiliar-administrativo-secretaria/cv.docx
+++ b/boveda-entrevista-profesional/busqueda-empleo/candidaturas/CAND-2026-012-grupo-miguel-leon-auxiliar-administrativo-secretaria/cv.docx
@@ -2,310 +2,452 @@
 <file path=word/document.xml><?xml version="1.0" encoding="utf-8"?>
 <w:document xmlns:wpc="http://schemas.microsoft.com/office/word/2010/wordprocessingCanvas" xmlns:mo="http://schemas.microsoft.com/office/mac/office/2008/main" xmlns:mc="http://schemas.openxmlformats.org/markup-compatibility/2006" xmlns:mv="urn:schemas-microsoft-com:mac:vml" xmlns:o="urn:schemas-microsoft-com:office:office" xmlns:r="http://schemas.openxmlformats.org/officeDocument/2006/relationships" xmlns:m="http://schemas.openxmlformats.org/officeDocument/2006/math" xmlns:v="urn:schemas-microsoft-com:vml" xmlns:wp14="http://schemas.microsoft.com/office/word/2010/wordprocessingDrawing" xmlns:wp="http://schemas.openxmlformats.org/drawingml/2006/wordprocessingDrawing" xmlns:w10="urn:schemas-microsoft-com:office:word" xmlns:w="http://schemas.openxmlformats.org/wordprocessingml/2006/main" xmlns:w14="http://schemas.microsoft.com/office/word/2010/wordml" xmlns:wpg="http://schemas.microsoft.com/office/word/2010/wordprocessingGroup" xmlns:wpi="http://schemas.microsoft.com/office/word/2010/wordprocessingInk" xmlns:wne="http://schemas.microsoft.com/office/word/2006/wordml" xmlns:wps="http://schemas.microsoft.com/office/word/2010/wordprocessingShape" mc:Ignorable="w14 wp14">
   <w:body>
+    <w:tbl>
+      <w:tblPr>
+        <w:tblW w:type="auto" w:w="0"/>
+        <w:jc w:val="left"/>
+        <w:tblLayout w:type="fixed"/>
+        <w:tblLook w:firstColumn="1" w:firstRow="1" w:lastColumn="0" w:lastRow="0" w:noHBand="0" w:noVBand="1" w:val="04A0"/>
+      </w:tblPr>
+      <w:tblGrid>
+        <w:gridCol w:w="8280"/>
+        <w:gridCol w:w="1800"/>
+      </w:tblGrid>
+      <w:tr>
+        <w:tc>
+          <w:tcPr>
+            <w:tcW w:type="dxa" w:w="8280"/>
+            <w:vAlign w:val="center"/>
+            <w:tcBorders>
+              <w:top w:val="nil"/>
+              <w:left w:val="nil"/>
+              <w:bottom w:val="nil"/>
+              <w:right w:val="nil"/>
+            </w:tcBorders>
+          </w:tcPr>
+          <w:p>
+            <w:pPr>
+              <w:spacing w:before="0" w:after="20" w:line="240" w:lineRule="auto"/>
+              <w:jc w:val="left"/>
+            </w:pPr>
+            <w:r>
+              <w:rPr>
+                <w:rFonts w:ascii="Calibri" w:hAnsi="Calibri" w:eastAsia="Calibri"/>
+                <w:b/>
+                <w:color w:val="1F2937"/>
+                <w:sz w:val="36"/>
+              </w:rPr>
+              <w:t>Gustavo Vega</w:t>
+            </w:r>
+          </w:p>
+          <w:p>
+            <w:pPr>
+              <w:spacing w:before="0" w:after="40" w:line="240" w:lineRule="auto"/>
+              <w:jc w:val="left"/>
+            </w:pPr>
+            <w:r>
+              <w:rPr>
+                <w:rFonts w:ascii="Calibri" w:hAnsi="Calibri" w:eastAsia="Calibri"/>
+                <w:b w:val="0"/>
+                <w:color w:val="5B6573"/>
+                <w:sz w:val="22"/>
+              </w:rPr>
+              <w:t>AUXILIAR ADMINISTRATIVO | GESTIÓN DOCUMENTAL, FACTURACIÓN Y SOPORTE OPERATIVO</w:t>
+            </w:r>
+          </w:p>
+          <w:p>
+            <w:pPr>
+              <w:spacing w:before="0" w:after="0" w:line="240" w:lineRule="auto"/>
+              <w:jc w:val="left"/>
+            </w:pPr>
+            <w:r>
+              <w:rPr>
+                <w:rFonts w:ascii="Calibri" w:hAnsi="Calibri" w:eastAsia="Calibri"/>
+                <w:b w:val="0"/>
+                <w:color w:val="5B6573"/>
+                <w:sz w:val="21"/>
+              </w:rPr>
+              <w:t>669549933 | gusvegabol@gmail.com</w:t>
+            </w:r>
+          </w:p>
+        </w:tc>
+        <w:tc>
+          <w:tcPr>
+            <w:tcW w:type="dxa" w:w="1800"/>
+            <w:vAlign w:val="center"/>
+            <w:tcBorders>
+              <w:top w:val="nil"/>
+              <w:left w:val="nil"/>
+              <w:bottom w:val="nil"/>
+              <w:right w:val="nil"/>
+            </w:tcBorders>
+          </w:tcPr>
+          <w:p>
+            <w:pPr>
+              <w:spacing w:before="0" w:after="0" w:line="240" w:lineRule="auto"/>
+              <w:jc w:val="center"/>
+            </w:pPr>
+            <w:r>
+              <w:drawing>
+                <wp:inline xmlns:a="http://schemas.openxmlformats.org/drawingml/2006/main" xmlns:pic="http://schemas.openxmlformats.org/drawingml/2006/picture">
+                  <wp:extent cx="960120" cy="1188720"/>
+                  <wp:docPr id="1" name="Picture 1"/>
+                  <wp:cNvGraphicFramePr>
+                    <a:graphicFrameLocks noChangeAspect="1"/>
+                  </wp:cNvGraphicFramePr>
+                  <a:graphic>
+                    <a:graphicData uri="http://schemas.openxmlformats.org/drawingml/2006/picture">
+                      <pic:pic>
+                        <pic:nvPicPr>
+                          <pic:cNvPr id="0" name="photo-placeholder.png"/>
+                          <pic:cNvPicPr/>
+                        </pic:nvPicPr>
+                        <pic:blipFill>
+                          <a:blip r:embed="rId9"/>
+                          <a:stretch>
+                            <a:fillRect/>
+                          </a:stretch>
+                        </pic:blipFill>
+                        <pic:spPr>
+                          <a:xfrm>
+                            <a:off x="0" y="0"/>
+                            <a:ext cx="960120" cy="1188720"/>
+                          </a:xfrm>
+                          <a:prstGeom prst="rect"/>
+                        </pic:spPr>
+                      </pic:pic>
+                    </a:graphicData>
+                  </a:graphic>
+                </wp:inline>
+              </w:drawing>
+            </w:r>
+          </w:p>
+        </w:tc>
+      </w:tr>
+    </w:tbl>
     <w:p>
       <w:pPr>
-        <w:jc w:val="right"/>
-      </w:pPr>
-      <w:r>
-        <w:drawing>
-          <wp:inline xmlns:a="http://schemas.openxmlformats.org/drawingml/2006/main" xmlns:pic="http://schemas.openxmlformats.org/drawingml/2006/picture">
-            <wp:extent cx="868680" cy="868680"/>
-            <wp:docPr id="1" name="Picture 1"/>
-            <wp:cNvGraphicFramePr>
-              <a:graphicFrameLocks noChangeAspect="1"/>
-            </wp:cNvGraphicFramePr>
-            <a:graphic>
-              <a:graphicData uri="http://schemas.openxmlformats.org/drawingml/2006/picture">
-                <pic:pic>
-                  <pic:nvPicPr>
-                    <pic:cNvPr id="0" name="foto-perfil.png"/>
-                    <pic:cNvPicPr/>
-                  </pic:nvPicPr>
-                  <pic:blipFill>
-                    <a:blip r:embed="rId10"/>
-                    <a:stretch>
-                      <a:fillRect/>
-                    </a:stretch>
-                  </pic:blipFill>
-                  <pic:spPr>
-                    <a:xfrm>
-                      <a:off x="0" y="0"/>
-                      <a:ext cx="868680" cy="868680"/>
-                    </a:xfrm>
-                    <a:prstGeom prst="rect"/>
-                  </pic:spPr>
-                </pic:pic>
-              </a:graphicData>
-            </a:graphic>
-          </wp:inline>
-        </w:drawing>
-      </w:r>
-    </w:p>
-    <w:p>
-      <w:pPr>
-        <w:spacing w:after="0"/>
-      </w:pPr>
-      <w:r>
-        <w:rPr>
-          <w:rFonts w:ascii="Aptos Display" w:hAnsi="Aptos Display"/>
-          <w:b/>
-          <w:color w:val="16304B"/>
-          <w:sz w:val="50"/>
-        </w:rPr>
-        <w:t>Gustavo Vega</w:t>
-      </w:r>
-    </w:p>
-    <w:p>
-      <w:pPr>
-        <w:spacing w:after="40"/>
-      </w:pPr>
-      <w:r>
-        <w:rPr>
-          <w:b/>
-          <w:color w:val="007A80"/>
-          <w:sz w:val="21"/>
-        </w:rPr>
-        <w:t>AUXILIAR ADMINISTRATIVO  |  GESTIÓN DOCUMENTAL, FACTURACIÓN Y SOPORTE OPERATIVO</w:t>
-      </w:r>
-    </w:p>
-    <w:p>
-      <w:pPr>
-        <w:spacing w:after="80"/>
-      </w:pPr>
-      <w:r>
-        <w:rPr>
-          <w:color w:val="58626C"/>
-        </w:rPr>
-        <w:t>669549933  ·  gusvegabol@gmail.com</w:t>
-      </w:r>
-    </w:p>
-    <w:p>
-      <w:pPr>
-        <w:spacing w:after="140"/>
+        <w:spacing w:before="0" w:after="0" w:line="96" w:lineRule="auto"/>
+        <w:jc w:val="left"/>
       </w:pPr>
     </w:p>
     <w:p>
       <w:pPr>
         <w:pStyle w:val="Heading1"/>
+        <w:spacing w:before="120" w:after="40" w:line="240" w:lineRule="auto"/>
+        <w:jc w:val="left"/>
       </w:pPr>
       <w:r>
+        <w:rPr>
+          <w:rFonts w:ascii="Calibri" w:hAnsi="Calibri" w:eastAsia="Calibri"/>
+          <w:b/>
+          <w:i w:val="0"/>
+          <w:color w:val="1F2937"/>
+          <w:sz w:val="28"/>
+        </w:rPr>
         <w:t>PERFIL PROFESIONAL</w:t>
       </w:r>
     </w:p>
     <w:p>
+      <w:pPr>
+        <w:spacing w:before="0" w:after="60" w:line="240" w:lineRule="auto"/>
+        <w:jc w:val="both"/>
+      </w:pPr>
       <w:r>
+        <w:rPr>
+          <w:rFonts w:ascii="Calibri" w:hAnsi="Calibri" w:eastAsia="Calibri"/>
+          <w:b w:val="0"/>
+          <w:color w:val="1F2937"/>
+          <w:sz w:val="22"/>
+        </w:rPr>
         <w:t>Profesional con formación en Técnico Administrativo y experiencia en gestión documental, informes, facturación, hojas de cálculo y seguimiento de procesos. He organizado información, automatizado registros y conectado las necesidades administrativas con la operación diaria. Busco aportar rigor, ritmo de trabajo y capacidad de aprendizaje en un puesto administrativo presencial.</w:t>
       </w:r>
     </w:p>
     <w:p>
       <w:pPr>
         <w:pStyle w:val="Heading1"/>
+        <w:spacing w:before="120" w:after="40" w:line="240" w:lineRule="auto"/>
+        <w:jc w:val="left"/>
       </w:pPr>
       <w:r>
-        <w:t>COMPETENCIAS CLAVE</w:t>
+        <w:rPr>
+          <w:rFonts w:ascii="Calibri" w:hAnsi="Calibri" w:eastAsia="Calibri"/>
+          <w:b/>
+          <w:i w:val="0"/>
+          <w:color w:val="1F2937"/>
+          <w:sz w:val="28"/>
+        </w:rPr>
+        <w:t>PROPUESTA DE VALOR</w:t>
       </w:r>
     </w:p>
     <w:p>
+      <w:pPr>
+        <w:spacing w:before="0" w:after="60" w:line="240" w:lineRule="auto"/>
+        <w:jc w:val="both"/>
+      </w:pPr>
       <w:r>
-        <w:t>Gestión administrativa y documental · Facturación · Word y Excel · Registro y seguimiento de solicitudes · Organización de tareas · Bases de datos e informes · Protección de datos · Soporte a operaciones y logística</w:t>
+        <w:rPr>
+          <w:rFonts w:ascii="Calibri" w:hAnsi="Calibri" w:eastAsia="Calibri"/>
+          <w:b w:val="0"/>
+          <w:color w:val="1F2937"/>
+          <w:sz w:val="22"/>
+        </w:rPr>
+        <w:t>Combino dominio de MS Office, organización documental y automatización de procesos administrativos con experiencia resolviendo incidencias de clientes, coordinando operaciones y trabajando con información trazable.</w:t>
       </w:r>
     </w:p>
     <w:p>
       <w:pPr>
         <w:pStyle w:val="Heading1"/>
+        <w:spacing w:before="120" w:after="40" w:line="240" w:lineRule="auto"/>
+        <w:jc w:val="left"/>
       </w:pPr>
       <w:r>
-        <w:t>EXPERIENCIA PROFESIONAL</w:t>
+        <w:rPr>
+          <w:rFonts w:ascii="Calibri" w:hAnsi="Calibri" w:eastAsia="Calibri"/>
+          <w:b/>
+          <w:i w:val="0"/>
+          <w:color w:val="1F2937"/>
+          <w:sz w:val="28"/>
+        </w:rPr>
+        <w:t>EXPERIENCIA PROFESIONAL RELEVANTE</w:t>
       </w:r>
     </w:p>
     <w:p>
       <w:pPr>
-        <w:spacing w:after="40"/>
+        <w:spacing w:after="40" w:line="240" w:lineRule="auto"/>
+        <w:jc w:val="both"/>
       </w:pPr>
       <w:r>
         <w:rPr>
-          <w:b/>
-          <w:color w:val="16304B"/>
+          <w:rFonts w:ascii="Calibri" w:hAnsi="Calibri" w:eastAsia="Calibri"/>
+          <w:b w:val="0"/>
+          <w:color w:val="1F2937"/>
+          <w:sz w:val="21"/>
         </w:rPr>
-        <w:t>2011–2024  |  Director Ejecutivo — Herfrailes S. L.</w:t>
+        <w:t>2011–2024 | Director Ejecutivo — Herfrailes S. L. Diseñé procesos de selección, contratación, onboarding y seguimiento, reduciendo el trabajo posterior a la entrevista de 15–20 minutos a 5; clasifiqué datos laborales, generé documentación y registré solicitudes con control de acceso y trazabilidad.</w:t>
       </w:r>
     </w:p>
     <w:p>
       <w:pPr>
-        <w:spacing w:after="40"/>
-        <w:ind w:left="230" w:hanging="173"/>
+        <w:spacing w:after="40" w:line="240" w:lineRule="auto"/>
+        <w:jc w:val="both"/>
       </w:pPr>
       <w:r>
         <w:rPr>
-          <w:color w:val="007A80"/>
+          <w:rFonts w:ascii="Calibri" w:hAnsi="Calibri" w:eastAsia="Calibri"/>
+          <w:b w:val="0"/>
+          <w:color w:val="1F2937"/>
+          <w:sz w:val="21"/>
         </w:rPr>
-        <w:t xml:space="preserve">• </w:t>
-      </w:r>
-      <w:r>
-        <w:t>Diseñé procesos de selección, contratación, onboarding y seguimiento, reduciendo el trabajo posterior a la entrevista de 15–20 minutos a 5 y haciendo inmediata la generación documental.</w:t>
+        <w:t>Elaboré informes económicos en Excel y desarrollé hojas avanzadas, paneles y bases de datos relacionales con SQL Server y CSV. Diseñé sistemas para analizar stock, coordinar rutas y seguir el mantenimiento de vehículos; resolví reclamaciones de clientes cuando los responsables de tienda no podían hacerlo.</w:t>
       </w:r>
     </w:p>
     <w:p>
       <w:pPr>
-        <w:spacing w:after="40"/>
-        <w:ind w:left="230" w:hanging="173"/>
+        <w:spacing w:after="40" w:line="240" w:lineRule="auto"/>
+        <w:jc w:val="both"/>
       </w:pPr>
       <w:r>
         <w:rPr>
-          <w:color w:val="007A80"/>
+          <w:rFonts w:ascii="Calibri" w:hAnsi="Calibri" w:eastAsia="Calibri"/>
+          <w:b w:val="0"/>
+          <w:color w:val="1F2937"/>
+          <w:sz w:val="21"/>
         </w:rPr>
-        <w:t xml:space="preserve">• </w:t>
-      </w:r>
-      <w:r>
-        <w:t>Clasifiqué datos laborales, generé documentación, planifiqué ausencias y registré solicitudes con control de acceso y trazabilidad.</w:t>
+        <w:t>1990–1996 | Analista programador — Granintra S. A. Participé en el análisis e implantación de la parte de facturación de una zona de carga y descarga de áridos dentro de un sistema de operaciones portuarias.</w:t>
       </w:r>
     </w:p>
     <w:p>
       <w:pPr>
-        <w:spacing w:after="40"/>
-        <w:ind w:left="230" w:hanging="173"/>
+        <w:spacing w:before="0" w:after="60" w:line="240" w:lineRule="auto"/>
+        <w:jc w:val="both"/>
       </w:pPr>
       <w:r>
         <w:rPr>
-          <w:color w:val="007A80"/>
+          <w:rFonts w:ascii="Calibri" w:hAnsi="Calibri" w:eastAsia="Calibri"/>
+          <w:b w:val="0"/>
+          <w:color w:val="1F2937"/>
+          <w:sz w:val="22"/>
         </w:rPr>
-        <w:t xml:space="preserve">• </w:t>
-      </w:r>
-      <w:r>
-        <w:t>Elaboré informes económicos en Excel y desarrollé hojas avanzadas, paneles y bases de datos relacionales combinando SQL Server y CSV.</w:t>
-      </w:r>
-    </w:p>
-    <w:p>
-      <w:pPr>
-        <w:spacing w:after="40"/>
-        <w:ind w:left="230" w:hanging="173"/>
-      </w:pPr>
-      <w:r>
-        <w:rPr>
-          <w:color w:val="007A80"/>
-        </w:rPr>
-        <w:t xml:space="preserve">• </w:t>
-      </w:r>
-      <w:r>
-        <w:t>Diseñé un sistema para analizar stock y rotación entre tres tiendas, generar redistribuciones y coordinar rutas; también realicé el seguimiento del mantenimiento de vehículos. Resolví reclamaciones de clientes cuando los responsables de tienda no podían hacerlo.</w:t>
-      </w:r>
-    </w:p>
-    <w:p>
-      <w:pPr>
-        <w:spacing w:after="40"/>
-      </w:pPr>
-      <w:r>
-        <w:rPr>
-          <w:b/>
-          <w:color w:val="16304B"/>
-        </w:rPr>
-        <w:t>1990–1996  |  Analista programador — Granintra S. A.</w:t>
-      </w:r>
-    </w:p>
-    <w:p>
-      <w:pPr>
-        <w:spacing w:after="40"/>
-        <w:ind w:left="230" w:hanging="173"/>
-      </w:pPr>
-      <w:r>
-        <w:rPr>
-          <w:color w:val="007A80"/>
-        </w:rPr>
-        <w:t xml:space="preserve">• </w:t>
-      </w:r>
-      <w:r>
-        <w:t>Participé en el análisis e implantación de la parte de facturación de una zona de carga y descarga de áridos dentro de un sistema de operaciones portuarias.</w:t>
-      </w:r>
-    </w:p>
-    <w:p>
-      <w:pPr>
-        <w:spacing w:after="40"/>
-      </w:pPr>
-      <w:r>
-        <w:rPr>
-          <w:b/>
-          <w:color w:val="16304B"/>
-        </w:rPr>
-        <w:t>1985–2011  |  Analista programador / Programador — Computerland, General de Software de Canarias, INERZA y otras etapas técnicas</w:t>
-      </w:r>
-    </w:p>
-    <w:p>
-      <w:pPr>
-        <w:spacing w:after="40"/>
-        <w:ind w:left="230" w:hanging="173"/>
-      </w:pPr>
-      <w:r>
-        <w:rPr>
-          <w:color w:val="007A80"/>
-        </w:rPr>
-        <w:t xml:space="preserve">• </w:t>
-      </w:r>
-      <w:r>
-        <w:t>Desarrollé y mantuve soluciones de gestión comercial, gestión de vivienda pública, adjudicación de plazas y documentación de siniestros. En Computerland también vendí hardware y servicios, impartí formación y traté directamente con clientes.</w:t>
+        <w:t>1985–2011 | Analista programador / Programador — Computerland, General de Software de Canarias, INERZA y otras etapas técnicas. Desarrollé soluciones de gestión y, en Computerland, también vendí hardware y servicios, impartí formación y traté directamente con clientes.</w:t>
       </w:r>
     </w:p>
     <w:p>
       <w:pPr>
         <w:pStyle w:val="Heading1"/>
+        <w:spacing w:before="120" w:after="40" w:line="240" w:lineRule="auto"/>
+        <w:jc w:val="left"/>
       </w:pPr>
       <w:r>
-        <w:t>HERRAMIENTAS Y FORMACIÓN</w:t>
-      </w:r>
-    </w:p>
-    <w:p>
-      <w:r>
-        <w:t>Word y Excel (nivel alto) · Office 365 · Trello · Notion · SQL Server · Visual Studio · VB.NET · Windows Server · bases de datos relacionales · CSV</w:t>
+        <w:rPr>
+          <w:rFonts w:ascii="Calibri" w:hAnsi="Calibri" w:eastAsia="Calibri"/>
+          <w:b/>
+          <w:i w:val="0"/>
+          <w:color w:val="1F2937"/>
+          <w:sz w:val="28"/>
+        </w:rPr>
+        <w:t>COMPETENCIAS Y HERRAMIENTAS</w:t>
       </w:r>
     </w:p>
     <w:p>
       <w:pPr>
-        <w:spacing w:after="40"/>
-        <w:ind w:left="230" w:hanging="173"/>
+        <w:pStyle w:val="ListBullet"/>
+        <w:spacing w:before="0" w:after="20" w:line="240" w:lineRule="auto"/>
+        <w:jc w:val="both"/>
       </w:pPr>
       <w:r>
         <w:rPr>
-          <w:color w:val="007A80"/>
+          <w:rFonts w:ascii="Calibri" w:hAnsi="Calibri" w:eastAsia="Calibri"/>
+          <w:b w:val="0"/>
+          <w:color w:val="1F2937"/>
+          <w:sz w:val="21"/>
         </w:rPr>
-        <w:t xml:space="preserve">• </w:t>
+        <w:t>Gestión administrativa y documental · Facturación · Registro y seguimiento</w:t>
       </w:r>
+    </w:p>
+    <w:p>
+      <w:pPr>
+        <w:pStyle w:val="ListBullet"/>
+        <w:spacing w:before="0" w:after="20" w:line="240" w:lineRule="auto"/>
+        <w:jc w:val="both"/>
+      </w:pPr>
       <w:r>
+        <w:rPr>
+          <w:rFonts w:ascii="Calibri" w:hAnsi="Calibri" w:eastAsia="Calibri"/>
+          <w:b w:val="0"/>
+          <w:color w:val="1F2937"/>
+          <w:sz w:val="21"/>
+        </w:rPr>
+        <w:t>Word y Excel (nivel alto) · Office 365 · Informes y hojas de cálculo</w:t>
+      </w:r>
+    </w:p>
+    <w:p>
+      <w:pPr>
+        <w:pStyle w:val="ListBullet"/>
+        <w:spacing w:before="0" w:after="20" w:line="240" w:lineRule="auto"/>
+        <w:jc w:val="both"/>
+      </w:pPr>
+      <w:r>
+        <w:rPr>
+          <w:rFonts w:ascii="Calibri" w:hAnsi="Calibri" w:eastAsia="Calibri"/>
+          <w:b w:val="0"/>
+          <w:color w:val="1F2937"/>
+          <w:sz w:val="21"/>
+        </w:rPr>
+        <w:t>Organización de tareas · Bases de datos · SQL Server · CSV</w:t>
+      </w:r>
+    </w:p>
+    <w:p>
+      <w:pPr>
+        <w:pStyle w:val="ListBullet"/>
+        <w:spacing w:before="0" w:after="20" w:line="240" w:lineRule="auto"/>
+        <w:jc w:val="both"/>
+      </w:pPr>
+      <w:r>
+        <w:rPr>
+          <w:rFonts w:ascii="Calibri" w:hAnsi="Calibri" w:eastAsia="Calibri"/>
+          <w:b w:val="0"/>
+          <w:color w:val="1F2937"/>
+          <w:sz w:val="21"/>
+        </w:rPr>
+        <w:t>Atención de reclamaciones · Venta de hardware y servicios · Soporte operativo</w:t>
+      </w:r>
+    </w:p>
+    <w:p>
+      <w:pPr>
+        <w:pStyle w:val="Heading1"/>
+        <w:spacing w:before="120" w:after="40" w:line="240" w:lineRule="auto"/>
+        <w:jc w:val="left"/>
+      </w:pPr>
+      <w:r>
+        <w:rPr>
+          <w:rFonts w:ascii="Calibri" w:hAnsi="Calibri" w:eastAsia="Calibri"/>
+          <w:b/>
+          <w:i w:val="0"/>
+          <w:color w:val="1F2937"/>
+          <w:sz w:val="28"/>
+        </w:rPr>
+        <w:t>FORMACIÓN</w:t>
+      </w:r>
+    </w:p>
+    <w:p>
+      <w:pPr>
+        <w:spacing w:after="40" w:line="240" w:lineRule="auto"/>
+        <w:jc w:val="both"/>
+      </w:pPr>
+      <w:r>
+        <w:rPr>
+          <w:rFonts w:ascii="Calibri" w:hAnsi="Calibri" w:eastAsia="Calibri"/>
+          <w:color w:val="1F2937"/>
+          <w:sz w:val="21"/>
+        </w:rPr>
         <w:t>Formación Profesional, Técnico Administrativo — IFP Santa María de Guía.</w:t>
       </w:r>
     </w:p>
     <w:p>
       <w:pPr>
-        <w:spacing w:after="40"/>
-        <w:ind w:left="230" w:hanging="173"/>
+        <w:spacing w:after="40" w:line="240" w:lineRule="auto"/>
+        <w:jc w:val="both"/>
       </w:pPr>
       <w:r>
         <w:rPr>
-          <w:color w:val="007A80"/>
+          <w:rFonts w:ascii="Calibri" w:hAnsi="Calibri" w:eastAsia="Calibri"/>
+          <w:color w:val="1F2937"/>
+          <w:sz w:val="21"/>
         </w:rPr>
-        <w:t xml:space="preserve">• </w:t>
-      </w:r>
-      <w:r>
         <w:t>Máster en Inteligencia Artificial con Certificación Universitaria — BIG school / Universidad Isabel I (en curso).</w:t>
       </w:r>
     </w:p>
     <w:p>
       <w:pPr>
-        <w:spacing w:after="40"/>
-        <w:ind w:left="230" w:hanging="173"/>
+        <w:spacing w:after="40" w:line="240" w:lineRule="auto"/>
+        <w:jc w:val="both"/>
       </w:pPr>
       <w:r>
         <w:rPr>
-          <w:color w:val="007A80"/>
+          <w:rFonts w:ascii="Calibri" w:hAnsi="Calibri" w:eastAsia="Calibri"/>
+          <w:color w:val="1F2937"/>
+          <w:sz w:val="21"/>
         </w:rPr>
-        <w:t xml:space="preserve">• </w:t>
-      </w:r>
-      <w:r>
         <w:t>Título oficial de Bachiller — Ministerio de Educación y Ciencia.</w:t>
       </w:r>
     </w:p>
+    <w:p>
+      <w:pPr>
+        <w:pStyle w:val="Heading1"/>
+        <w:spacing w:before="120" w:after="40" w:line="240" w:lineRule="auto"/>
+        <w:jc w:val="left"/>
+      </w:pPr>
+      <w:r>
+        <w:rPr>
+          <w:rFonts w:ascii="Calibri" w:hAnsi="Calibri" w:eastAsia="Calibri"/>
+          <w:b/>
+          <w:i w:val="0"/>
+          <w:color w:val="1F2937"/>
+          <w:sz w:val="28"/>
+        </w:rPr>
+        <w:t>INFORMACIÓN ADICIONAL</w:t>
+      </w:r>
+    </w:p>
+    <w:p>
+      <w:pPr>
+        <w:spacing w:before="0" w:after="40" w:line="240" w:lineRule="auto"/>
+        <w:jc w:val="both"/>
+      </w:pPr>
+      <w:r>
+        <w:rPr>
+          <w:rFonts w:ascii="Calibri" w:hAnsi="Calibri" w:eastAsia="Calibri"/>
+          <w:b w:val="0"/>
+          <w:color w:val="1F2937"/>
+          <w:sz w:val="21"/>
+        </w:rPr>
+        <w:t>Disponibilidad para entorno presencial y formación en procedimientos del puesto.</w:t>
+      </w:r>
+    </w:p>
     <w:sectPr>
-      <w:footerReference w:type="default" r:id="rId9"/>
+      <w:footerReference w:type="default" r:id="rId10"/>
       <w:pgSz w:w="12240" w:h="15840"/>
-      <w:pgMar w:top="792" w:right="979" w:bottom="720" w:left="979" w:header="720" w:footer="720" w:gutter="0"/>
+      <w:pgMar w:top="648" w:right="936" w:bottom="648" w:left="936" w:header="288" w:footer="288" w:gutter="0"/>
       <w:cols w:space="720"/>
       <w:docGrid w:linePitch="360"/>
     </w:sectPr>
@@ -318,14 +460,18 @@
   <w:p>
     <w:pPr>
       <w:pStyle w:val="Footer"/>
-      <w:jc w:val="right"/>
+      <w:spacing w:before="0" w:after="0" w:line="240" w:lineRule="auto"/>
+      <w:jc w:val="center"/>
     </w:pPr>
     <w:r>
       <w:rPr>
-        <w:color w:val="58626C"/>
-        <w:sz w:val="14"/>
-      </w:rPr>
-      <w:t>CAND-2026-012 · GRUPO MIGUEL LEÓN · Documento de trabajo</w:t>
+        <w:rFonts w:ascii="Calibri" w:hAnsi="Calibri" w:eastAsia="Calibri"/>
+        <w:b w:val="0"/>
+        <w:i w:val="0"/>
+        <w:color w:val="5B6573"/>
+        <w:sz w:val="18"/>
+      </w:rPr>
+      <w:t>Plantilla de formato CV · Completar desde el guion de adaptación</w:t>
     </w:r>
   </w:p>
 </w:ftr>
@@ -694,13 +840,10 @@
     <w:name w:val="Normal"/>
     <w:qFormat/>
     <w:rsid w:val="00FC693F"/>
-    <w:pPr>
-      <w:spacing w:after="80"/>
-    </w:pPr>
     <w:rPr>
-      <w:rFonts w:ascii="Aptos" w:hAnsi="Aptos"/>
-      <w:color w:val="232B32"/>
-      <w:sz w:val="20"/>
+      <w:rFonts w:ascii="Calibri" w:hAnsi="Calibri" w:eastAsia="Calibri"/>
+      <w:color w:val="1F2937"/>
+      <w:sz w:val="22"/>
     </w:rPr>
   </w:style>
   <w:style w:type="paragraph" w:styleId="Header">
@@ -758,15 +901,15 @@
     <w:pPr>
       <w:keepNext/>
       <w:keepLines/>
-      <w:spacing w:before="140" w:after="60"/>
+      <w:spacing w:before="140" w:after="40"/>
       <w:outlineLvl w:val="0"/>
     </w:pPr>
     <w:rPr>
-      <w:rFonts w:asciiTheme="majorHAnsi" w:eastAsiaTheme="majorEastAsia" w:hAnsiTheme="majorHAnsi" w:cstheme="majorBidi" w:ascii="Aptos Display" w:hAnsi="Aptos Display"/>
+      <w:rFonts w:asciiTheme="majorHAnsi" w:eastAsiaTheme="majorEastAsia" w:hAnsiTheme="majorHAnsi" w:cstheme="majorBidi" w:ascii="Calibri" w:hAnsi="Calibri" w:eastAsia="Calibri"/>
       <w:b/>
       <w:bCs/>
-      <w:color w:val="16304B"/>
-      <w:sz w:val="25"/>
+      <w:color w:val="1F2937"/>
+      <w:sz w:val="28"/>
       <w:szCs w:val="28"/>
     </w:rPr>
   </w:style>
@@ -782,15 +925,15 @@
     <w:pPr>
       <w:keepNext/>
       <w:keepLines/>
-      <w:spacing w:before="140" w:after="60"/>
+      <w:spacing w:before="100" w:after="20"/>
       <w:outlineLvl w:val="1"/>
     </w:pPr>
     <w:rPr>
-      <w:rFonts w:asciiTheme="majorHAnsi" w:eastAsiaTheme="majorEastAsia" w:hAnsiTheme="majorHAnsi" w:cstheme="majorBidi" w:ascii="Aptos Display" w:hAnsi="Aptos Display"/>
+      <w:rFonts w:asciiTheme="majorHAnsi" w:eastAsiaTheme="majorEastAsia" w:hAnsiTheme="majorHAnsi" w:cstheme="majorBidi" w:ascii="Calibri" w:hAnsi="Calibri" w:eastAsia="Calibri"/>
       <w:b/>
       <w:bCs/>
-      <w:color w:val="007A80"/>
-      <w:sz w:val="21"/>
+      <w:color w:val="1F2937"/>
+      <w:sz w:val="24"/>
       <w:szCs w:val="26"/>
     </w:rPr>
   </w:style>

--- a/boveda-entrevista-profesional/busqueda-empleo/candidaturas/CAND-2026-012-grupo-miguel-leon-auxiliar-administrativo-secretaria/cv.docx
+++ b/boveda-entrevista-profesional/busqueda-empleo/candidaturas/CAND-2026-012-grupo-miguel-leon-auxiliar-administrativo-secretaria/cv.docx
@@ -90,7 +90,7 @@
             <w:r>
               <w:drawing>
                 <wp:inline xmlns:a="http://schemas.openxmlformats.org/drawingml/2006/main" xmlns:pic="http://schemas.openxmlformats.org/drawingml/2006/picture">
-                  <wp:extent cx="960120" cy="1188720"/>
+                  <wp:extent cx="960120" cy="960120"/>
                   <wp:docPr id="1" name="Picture 1"/>
                   <wp:cNvGraphicFramePr>
                     <a:graphicFrameLocks noChangeAspect="1"/>
@@ -111,7 +111,7 @@
                         <pic:spPr>
                           <a:xfrm>
                             <a:off x="0" y="0"/>
-                            <a:ext cx="960120" cy="1188720"/>
+                            <a:ext cx="960120" cy="960120"/>
                           </a:xfrm>
                           <a:prstGeom prst="rect"/>
                         </pic:spPr>
@@ -259,7 +259,7 @@
     </w:p>
     <w:p>
       <w:pPr>
-        <w:spacing w:before="0" w:after="60" w:line="240" w:lineRule="auto"/>
+        <w:spacing w:before="0" w:after="40" w:line="240" w:lineRule="auto"/>
         <w:jc w:val="both"/>
       </w:pPr>
       <w:r>
@@ -267,7 +267,7 @@
           <w:rFonts w:ascii="Calibri" w:hAnsi="Calibri" w:eastAsia="Calibri"/>
           <w:b w:val="0"/>
           <w:color w:val="1F2937"/>
-          <w:sz w:val="22"/>
+          <w:sz w:val="21"/>
         </w:rPr>
         <w:t>1985–2011 | Analista programador / Programador — Computerland, General de Software de Canarias, INERZA y otras etapas técnicas. Desarrollé soluciones de gestión y, en Computerland, también vendí hardware y servicios, impartí formación y traté directamente con clientes.</w:t>
       </w:r>
@@ -378,6 +378,7 @@
       <w:r>
         <w:rPr>
           <w:rFonts w:ascii="Calibri" w:hAnsi="Calibri" w:eastAsia="Calibri"/>
+          <w:b w:val="0"/>
           <w:color w:val="1F2937"/>
           <w:sz w:val="21"/>
         </w:rPr>
@@ -392,6 +393,7 @@
       <w:r>
         <w:rPr>
           <w:rFonts w:ascii="Calibri" w:hAnsi="Calibri" w:eastAsia="Calibri"/>
+          <w:b w:val="0"/>
           <w:color w:val="1F2937"/>
           <w:sz w:val="21"/>
         </w:rPr>
@@ -400,12 +402,13 @@
     </w:p>
     <w:p>
       <w:pPr>
-        <w:spacing w:after="40" w:line="240" w:lineRule="auto"/>
+        <w:spacing w:before="0" w:after="40" w:line="240" w:lineRule="auto"/>
         <w:jc w:val="both"/>
       </w:pPr>
       <w:r>
         <w:rPr>
           <w:rFonts w:ascii="Calibri" w:hAnsi="Calibri" w:eastAsia="Calibri"/>
+          <w:b w:val="0"/>
           <w:color w:val="1F2937"/>
           <w:sz w:val="21"/>
         </w:rPr>

--- a/boveda-entrevista-profesional/busqueda-empleo/candidaturas/CAND-2026-012-grupo-miguel-leon-auxiliar-administrativo-secretaria/cv.docx
+++ b/boveda-entrevista-profesional/busqueda-empleo/candidaturas/CAND-2026-012-grupo-miguel-leon-auxiliar-administrativo-secretaria/cv.docx
@@ -387,7 +387,7 @@
           <w:color w:val="1F2937"/>
           <w:sz w:val="22"/>
         </w:rPr>
-        <w:t>1985–2011 | Analista programador / Programador – Computerland, General de Software de Canarias, INERZA y otras etapas técnicas. Desarrollé soluciones de gestión y, en Computerland, también vendí hardware y servicios, impartí formación y traté directamente con clientes.</w:t>
+        <w:t>1985–2011 | Analista programador / Programador</w:t>
       </w:r>
       <w:r>
         <w:rPr>
@@ -397,6 +397,7 @@
           <w:color w:val="1F2937"/>
           <w:sz w:val="22"/>
         </w:rPr>
+        <w:t xml:space="preserve"> – Computerland, General de Software de Canarias, INERZA y otras etapas técnicas. Desarrollé soluciones de gestión y, en Computerland, también vendí hardware y servicios, impartí formación y traté directamente con clientes.</w:t>
       </w:r>
     </w:p>
     <w:p>

--- a/boveda-entrevista-profesional/busqueda-empleo/candidaturas/CAND-2026-012-grupo-miguel-leon-auxiliar-administrativo-secretaria/cv.docx
+++ b/boveda-entrevista-profesional/busqueda-empleo/candidaturas/CAND-2026-012-grupo-miguel-leon-auxiliar-administrativo-secretaria/cv.docx
@@ -695,7 +695,7 @@
         <w:color w:val="5B6573"/>
         <w:sz w:val="18"/>
       </w:rPr>
-      <w:t>Plantilla de formato CV · Completar desde el guion de adaptación</w:t>
+      <w:t/>
     </w:r>
   </w:p>
 </w:ftr>
@@ -718,7 +718,7 @@
         <w:color w:val="5B6573"/>
         <w:sz w:val="18"/>
       </w:rPr>
-      <w:t>Plantilla de formato CV · Completar desde el guion de adaptación</w:t>
+      <w:t/>
     </w:r>
   </w:p>
 </w:ftr>

--- a/boveda-entrevista-profesional/busqueda-empleo/candidaturas/CAND-2026-012-grupo-miguel-leon-auxiliar-administrativo-secretaria/cv.docx
+++ b/boveda-entrevista-profesional/busqueda-empleo/candidaturas/CAND-2026-012-grupo-miguel-leon-auxiliar-administrativo-secretaria/cv.docx
@@ -17,14 +17,14 @@
         <w:tblLook w:val="04a0" w:firstRow="1" w:noVBand="1" w:lastRow="0" w:firstColumn="1" w:lastColumn="0" w:noHBand="0"/>
       </w:tblPr>
       <w:tblGrid>
-        <w:gridCol w:w="8278"/>
-        <w:gridCol w:w="1802"/>
+        <w:gridCol w:w="8277"/>
+        <w:gridCol w:w="1803"/>
       </w:tblGrid>
       <w:tr>
         <w:trPr/>
         <w:tc>
           <w:tcPr>
-            <w:tcW w:w="8278" w:type="dxa"/>
+            <w:tcW w:w="8277" w:type="dxa"/>
             <w:tcBorders/>
             <w:vAlign w:val="center"/>
           </w:tcPr>
@@ -85,7 +85,7 @@
         </w:tc>
         <w:tc>
           <w:tcPr>
-            <w:tcW w:w="1802" w:type="dxa"/>
+            <w:tcW w:w="1803" w:type="dxa"/>
             <w:tcBorders/>
             <w:vAlign w:val="center"/>
           </w:tcPr>
@@ -157,14 +157,16 @@
         <w:pStyle w:val="Heading1"/>
         <w:spacing w:lineRule="auto" w:line="240" w:before="120" w:after="40"/>
         <w:jc w:val="start"/>
-        <w:rPr/>
+        <w:rPr>
+          <w:color w:val="2A6099"/>
+        </w:rPr>
       </w:pPr>
       <w:r>
         <w:rPr>
           <w:rFonts w:eastAsia="Calibri"/>
           <w:b/>
           <w:i w:val="false"/>
-          <w:color w:val="1F2937"/>
+          <w:color w:val="2A6099"/>
           <w:sz w:val="28"/>
         </w:rPr>
         <w:t>PERFIL PROFESIONAL</w:t>
@@ -193,14 +195,16 @@
         <w:pStyle w:val="Heading1"/>
         <w:spacing w:lineRule="auto" w:line="240" w:before="120" w:after="40"/>
         <w:jc w:val="start"/>
-        <w:rPr/>
+        <w:rPr>
+          <w:color w:val="2A6099"/>
+        </w:rPr>
       </w:pPr>
       <w:r>
         <w:rPr>
           <w:rFonts w:eastAsia="Calibri"/>
           <w:b/>
           <w:i w:val="false"/>
-          <w:color w:val="1F2937"/>
+          <w:color w:val="2A6099"/>
           <w:sz w:val="28"/>
         </w:rPr>
         <w:t>PROPUESTA DE VALOR</w:t>
@@ -229,14 +233,16 @@
         <w:pStyle w:val="Heading1"/>
         <w:spacing w:lineRule="auto" w:line="240" w:before="120" w:after="40"/>
         <w:jc w:val="start"/>
-        <w:rPr/>
+        <w:rPr>
+          <w:color w:val="2A6099"/>
+        </w:rPr>
       </w:pPr>
       <w:r>
         <w:rPr>
           <w:rFonts w:eastAsia="Calibri"/>
           <w:b/>
           <w:i w:val="false"/>
-          <w:color w:val="1F2937"/>
+          <w:color w:val="2A6099"/>
           <w:sz w:val="28"/>
         </w:rPr>
         <w:t>EXPERIENCIA PROFESIONAL RELEVANTE</w:t>
@@ -405,14 +411,16 @@
         <w:pStyle w:val="Heading1"/>
         <w:spacing w:lineRule="auto" w:line="240" w:before="120" w:after="40"/>
         <w:jc w:val="start"/>
-        <w:rPr/>
+        <w:rPr>
+          <w:color w:val="2A6099"/>
+        </w:rPr>
       </w:pPr>
       <w:r>
         <w:rPr>
           <w:rFonts w:eastAsia="Calibri"/>
           <w:b/>
           <w:i w:val="false"/>
-          <w:color w:val="1F2937"/>
+          <w:color w:val="2A6099"/>
           <w:sz w:val="28"/>
         </w:rPr>
         <w:t>COMPETENCIAS Y HERRAMIENTAS</w:t>
@@ -515,14 +523,16 @@
         <w:pStyle w:val="Heading1"/>
         <w:spacing w:lineRule="auto" w:line="240" w:before="120" w:after="40"/>
         <w:jc w:val="start"/>
-        <w:rPr/>
+        <w:rPr>
+          <w:color w:val="2A6099"/>
+        </w:rPr>
       </w:pPr>
       <w:r>
         <w:rPr>
           <w:rFonts w:eastAsia="Calibri"/>
           <w:b/>
           <w:i w:val="false"/>
-          <w:color w:val="1F2937"/>
+          <w:color w:val="2A6099"/>
           <w:sz w:val="28"/>
         </w:rPr>
         <w:t>FORMACIÓN</w:t>
@@ -617,14 +627,16 @@
         <w:pStyle w:val="Heading1"/>
         <w:spacing w:lineRule="auto" w:line="240" w:before="120" w:after="40"/>
         <w:jc w:val="start"/>
-        <w:rPr/>
+        <w:rPr>
+          <w:color w:val="2A6099"/>
+        </w:rPr>
       </w:pPr>
       <w:r>
         <w:rPr>
           <w:rFonts w:eastAsia="Calibri"/>
           <w:b/>
           <w:i w:val="false"/>
-          <w:color w:val="1F2937"/>
+          <w:color w:val="2A6099"/>
           <w:sz w:val="28"/>
         </w:rPr>
         <w:t>INFORMACIÓN ADICIONAL</w:t>
@@ -1917,19 +1929,21 @@
       <w:keepNext w:val="true"/>
       <w:keepLines/>
       <w:pBdr>
-        <w:bottom w:val="single" w:sz="6" w:space="1" w:color="000000"/>
+        <w:bottom w:val="single" w:sz="6" w:space="1" w:color="2A6099"/>
       </w:pBdr>
       <w:spacing w:before="140" w:after="40"/>
-      <w:jc w:val="both"/>
+      <w:jc w:val="start"/>
       <w:outlineLvl w:val="0"/>
     </w:pPr>
     <w:rPr>
       <w:rFonts w:ascii="Calibri" w:hAnsi="Calibri" w:eastAsia="" w:cs="" w:asciiTheme="majorHAnsi" w:cstheme="majorBidi" w:eastAsiaTheme="majorEastAsia" w:hAnsiTheme="majorHAnsi"/>
       <w:b/>
       <w:bCs/>
-      <w:color w:val="1F2937"/>
+      <w:caps/>
+      <w:color w:val="0F4761"/>
       <w:sz w:val="28"/>
       <w:szCs w:val="28"/>
+      <w:u w:val="none" w:color="000000"/>
       <w:lang w:val="es-ES"/>
     </w:rPr>
   </w:style>
@@ -2461,8 +2475,8 @@
       <w:spacing w:val="5"/>
     </w:rPr>
   </w:style>
-  <w:style w:type="character" w:styleId="Bolos">
-    <w:name w:val="Bolos"/>
+  <w:style w:type="character" w:styleId="Bolosuser">
+    <w:name w:val="Bolos (user)"/>
     <w:qFormat/>
     <w:rPr>
       <w:rFonts w:ascii="OpenSymbol" w:hAnsi="OpenSymbol" w:eastAsia="OpenSymbol" w:cs="OpenSymbol"/>
@@ -2565,15 +2579,15 @@
       <w:rFonts w:cs="Lucida Sans"/>
     </w:rPr>
   </w:style>
-  <w:style w:type="paragraph" w:styleId="Cabeceraypieuser">
-    <w:name w:val="Cabecera y pie (user)"/>
+  <w:style w:type="paragraph" w:styleId="Cabeceraypie">
+    <w:name w:val="Cabecera y pie"/>
     <w:basedOn w:val="Normal"/>
     <w:qFormat/>
     <w:pPr/>
     <w:rPr/>
   </w:style>
-  <w:style w:type="paragraph" w:styleId="Cabeceraypie">
-    <w:name w:val="Cabecera y pie"/>
+  <w:style w:type="paragraph" w:styleId="Cabeceraypieuser">
+    <w:name w:val="Cabecera y pie (user)"/>
     <w:basedOn w:val="Normal"/>
     <w:qFormat/>
     <w:pPr/>
@@ -2955,7 +2969,7 @@
   </w:style>
   <w:style w:type="paragraph" w:styleId="IndexHeading">
     <w:name w:val="index heading"/>
-    <w:basedOn w:val="Ttulouser"/>
+    <w:basedOn w:val="Ttulo"/>
     <w:pPr/>
     <w:rPr/>
   </w:style>
@@ -2973,8 +2987,8 @@
     </w:pPr>
     <w:rPr/>
   </w:style>
-  <w:style w:type="numbering" w:styleId="Ningunalistauser" w:default="1">
-    <w:name w:val="Ninguna lista (user)"/>
+  <w:style w:type="numbering" w:styleId="Ningunalista" w:default="1">
+    <w:name w:val="Ninguna lista"/>
     <w:uiPriority w:val="99"/>
     <w:semiHidden/>
     <w:unhideWhenUsed/>
